--- a/docs/empresa/01_MerchanOPS_Ficha_de_proyecto.docx
+++ b/docs/empresa/01_MerchanOPS_Ficha_de_proyecto.docx
@@ -350,6 +350,7 @@
       </w:tblGrid>
       <w:tr>
         <w:trPr>
+          <w:cantSplit/>
           <w:tblHeader/>
         </w:trPr>
         <w:tc>
@@ -459,6 +460,9 @@
         </w:tc>
       </w:tr>
       <w:tr>
+        <w:trPr>
+          <w:cantSplit/>
+        </w:trPr>
         <w:tc>
           <w:tcPr>
             <w:tcW w:type="dxa" w:w="1900"/>
@@ -563,6 +567,9 @@
         </w:tc>
       </w:tr>
       <w:tr>
+        <w:trPr>
+          <w:cantSplit/>
+        </w:trPr>
         <w:tc>
           <w:tcPr>
             <w:tcW w:type="dxa" w:w="1900"/>
@@ -670,6 +677,9 @@
         </w:tc>
       </w:tr>
       <w:tr>
+        <w:trPr>
+          <w:cantSplit/>
+        </w:trPr>
         <w:tc>
           <w:tcPr>
             <w:tcW w:type="dxa" w:w="1900"/>
@@ -774,6 +784,9 @@
         </w:tc>
       </w:tr>
       <w:tr>
+        <w:trPr>
+          <w:cantSplit/>
+        </w:trPr>
         <w:tc>
           <w:tcPr>
             <w:tcW w:type="dxa" w:w="1900"/>
@@ -951,6 +964,7 @@
       </w:tblGrid>
       <w:tr>
         <w:trPr>
+          <w:cantSplit/>
           <w:tblHeader/>
         </w:trPr>
         <w:tc>
@@ -1025,6 +1039,9 @@
         </w:tc>
       </w:tr>
       <w:tr>
+        <w:trPr>
+          <w:cantSplit/>
+        </w:trPr>
         <w:tc>
           <w:tcPr>
             <w:tcW w:type="dxa" w:w="2200"/>
@@ -1095,6 +1112,9 @@
         </w:tc>
       </w:tr>
       <w:tr>
+        <w:trPr>
+          <w:cantSplit/>
+        </w:trPr>
         <w:tc>
           <w:tcPr>
             <w:tcW w:type="dxa" w:w="2200"/>
@@ -1167,6 +1187,9 @@
         </w:tc>
       </w:tr>
       <w:tr>
+        <w:trPr>
+          <w:cantSplit/>
+        </w:trPr>
         <w:tc>
           <w:tcPr>
             <w:tcW w:type="dxa" w:w="2200"/>
@@ -1237,6 +1260,9 @@
         </w:tc>
       </w:tr>
       <w:tr>
+        <w:trPr>
+          <w:cantSplit/>
+        </w:trPr>
         <w:tc>
           <w:tcPr>
             <w:tcW w:type="dxa" w:w="2200"/>
@@ -1309,6 +1335,9 @@
         </w:tc>
       </w:tr>
       <w:tr>
+        <w:trPr>
+          <w:cantSplit/>
+        </w:trPr>
         <w:tc>
           <w:tcPr>
             <w:tcW w:type="dxa" w:w="2200"/>
@@ -1379,6 +1408,9 @@
         </w:tc>
       </w:tr>
       <w:tr>
+        <w:trPr>
+          <w:cantSplit/>
+        </w:trPr>
         <w:tc>
           <w:tcPr>
             <w:tcW w:type="dxa" w:w="2200"/>
@@ -1483,7 +1515,7 @@
           <w:sz w:val="21"/>
           <w:szCs w:val="21"/>
         </w:rPr>
-        <w:t xml:space="preserve">MerchanOPS no trabaja solo. El circuito completo atraviesa tres sistemas:</w:t>
+        <w:t xml:space="preserve">MerchanCore es el entorno; MerchanOPS es una de sus dos aplicaciones. El circuito completo se reparte así:</w:t>
       </w:r>
     </w:p>
     <w:tbl>
@@ -1505,6 +1537,7 @@
       </w:tblGrid>
       <w:tr>
         <w:trPr>
+          <w:cantSplit/>
           <w:tblHeader/>
         </w:trPr>
         <w:tc>
@@ -1538,7 +1571,7 @@
                 <w:sz w:val="18"/>
                 <w:szCs w:val="18"/>
               </w:rPr>
-              <w:t xml:space="preserve">Sistema</w:t>
+              <w:t xml:space="preserve">Aplicación</w:t>
             </w:r>
           </w:p>
         </w:tc>
@@ -1614,6 +1647,9 @@
         </w:tc>
       </w:tr>
       <w:tr>
+        <w:trPr>
+          <w:cantSplit/>
+        </w:trPr>
         <w:tc>
           <w:tcPr>
             <w:tcW w:type="dxa" w:w="2200"/>
@@ -1678,7 +1714,7 @@
                 <w:sz w:val="19"/>
                 <w:szCs w:val="19"/>
               </w:rPr>
-              <w:t xml:space="preserve">Planificación, ejecución, control económico y RR.HH.</w:t>
+              <w:t xml:space="preserve">Planificación, ejecución, control económico y RR.HH. Responde a quién hace qué, dónde y por cuánto.</w:t>
             </w:r>
           </w:p>
         </w:tc>
@@ -1718,6 +1754,9 @@
         </w:tc>
       </w:tr>
       <w:tr>
+        <w:trPr>
+          <w:cantSplit/>
+        </w:trPr>
         <w:tc>
           <w:tcPr>
             <w:tcW w:type="dxa" w:w="2200"/>
@@ -1784,7 +1823,7 @@
                 <w:sz w:val="19"/>
                 <w:szCs w:val="19"/>
               </w:rPr>
-              <w:t xml:space="preserve">Entradas de almacén, stock, picking, envíos e incidencias logísticas.</w:t>
+              <w:t xml:space="preserve">Entradas de almacén, stock, picking, envíos e incidencias logísticas. Responde a qué material hay, dónde está y cuándo sale.</w:t>
             </w:r>
           </w:p>
         </w:tc>
@@ -1819,111 +1858,7 @@
                 <w:sz w:val="19"/>
                 <w:szCs w:val="19"/>
               </w:rPr>
-              <w:t xml:space="preserve">Misma base de datos. OPS genera necesidades de material que se agrupan en peticiones; LOGS las prepara y devuelve el estado en espejo.</w:t>
-            </w:r>
-          </w:p>
-        </w:tc>
-      </w:tr>
-      <w:tr>
-        <w:tc>
-          <w:tcPr>
-            <w:tcW w:type="dxa" w:w="2200"/>
-            <w:tcBorders>
-              <w:top w:val="single" w:color="E2E8F0" w:sz="2"/>
-              <w:left w:val="single" w:color="E2E8F0" w:sz="2"/>
-              <w:bottom w:val="single" w:color="E2E8F0" w:sz="2"/>
-              <w:right w:val="single" w:color="E2E8F0" w:sz="2"/>
-            </w:tcBorders>
-            <w:tcMar>
-              <w:top w:type="dxa" w:w="90"/>
-              <w:left w:type="dxa" w:w="130"/>
-              <w:bottom w:type="dxa" w:w="90"/>
-              <w:right w:type="dxa" w:w="130"/>
-            </w:tcMar>
-          </w:tcPr>
-          <w:p>
-            <w:pPr>
-              <w:spacing w:after="0" w:line="250"/>
-              <w:jc w:val="left"/>
-            </w:pPr>
-            <w:r>
-              <w:rPr>
-                <w:rFonts w:ascii="Calibri" w:cs="Calibri" w:eastAsia="Calibri" w:hAnsi="Calibri"/>
-                <w:b/>
-                <w:bCs/>
-                <w:color w:val="1F2937"/>
-                <w:sz w:val="19"/>
-                <w:szCs w:val="19"/>
-              </w:rPr>
-              <w:t xml:space="preserve">A3</w:t>
-            </w:r>
-          </w:p>
-        </w:tc>
-        <w:tc>
-          <w:tcPr>
-            <w:tcW w:type="dxa" w:w="3600"/>
-            <w:tcBorders>
-              <w:top w:val="single" w:color="E2E8F0" w:sz="2"/>
-              <w:left w:val="single" w:color="E2E8F0" w:sz="2"/>
-              <w:bottom w:val="single" w:color="E2E8F0" w:sz="2"/>
-              <w:right w:val="single" w:color="E2E8F0" w:sz="2"/>
-            </w:tcBorders>
-            <w:tcMar>
-              <w:top w:type="dxa" w:w="90"/>
-              <w:left w:type="dxa" w:w="130"/>
-              <w:bottom w:type="dxa" w:w="90"/>
-              <w:right w:type="dxa" w:w="130"/>
-            </w:tcMar>
-          </w:tcPr>
-          <w:p>
-            <w:pPr>
-              <w:spacing w:after="0" w:line="250"/>
-              <w:jc w:val="left"/>
-            </w:pPr>
-            <w:r>
-              <w:rPr>
-                <w:rFonts w:ascii="Calibri" w:cs="Calibri" w:eastAsia="Calibri" w:hAnsi="Calibri"/>
-                <w:b w:val="false"/>
-                <w:bCs w:val="false"/>
-                <w:color w:val="1F2937"/>
-                <w:sz w:val="19"/>
-                <w:szCs w:val="19"/>
-              </w:rPr>
-              <w:t xml:space="preserve">Sistema laboral y de nóminas (externo).</w:t>
-            </w:r>
-          </w:p>
-        </w:tc>
-        <w:tc>
-          <w:tcPr>
-            <w:tcW w:type="dxa" w:w="3838"/>
-            <w:tcBorders>
-              <w:top w:val="single" w:color="E2E8F0" w:sz="2"/>
-              <w:left w:val="single" w:color="E2E8F0" w:sz="2"/>
-              <w:bottom w:val="single" w:color="E2E8F0" w:sz="2"/>
-              <w:right w:val="single" w:color="E2E8F0" w:sz="2"/>
-            </w:tcBorders>
-            <w:tcMar>
-              <w:top w:type="dxa" w:w="90"/>
-              <w:left w:type="dxa" w:w="130"/>
-              <w:bottom w:type="dxa" w:w="90"/>
-              <w:right w:type="dxa" w:w="130"/>
-            </w:tcMar>
-          </w:tcPr>
-          <w:p>
-            <w:pPr>
-              <w:spacing w:after="0" w:line="250"/>
-              <w:jc w:val="left"/>
-            </w:pPr>
-            <w:r>
-              <w:rPr>
-                <w:rFonts w:ascii="Calibri" w:cs="Calibri" w:eastAsia="Calibri" w:hAnsi="Calibri"/>
-                <w:b w:val="false"/>
-                <w:bCs w:val="false"/>
-                <w:color w:val="1F2937"/>
-                <w:sz w:val="19"/>
-                <w:szCs w:val="19"/>
-              </w:rPr>
-              <w:t xml:space="preserve">Las altas laborales tramitadas en RR.HH. salen hacia A3 por una cola de integración con reintentos.</w:t>
+              <w:t xml:space="preserve">Misma base de datos y mismo censo de usuarios. OPS genera necesidades de material que se agrupan en peticiones; LOGS las prepara y devuelve el estado en espejo.</w:t>
             </w:r>
           </w:p>
         </w:tc>
@@ -2059,6 +1994,7 @@
       </w:tblGrid>
       <w:tr>
         <w:trPr>
+          <w:cantSplit/>
           <w:tblHeader/>
         </w:trPr>
         <w:tc>
@@ -2133,6 +2069,9 @@
         </w:tc>
       </w:tr>
       <w:tr>
+        <w:trPr>
+          <w:cantSplit/>
+        </w:trPr>
         <w:tc>
           <w:tcPr>
             <w:tcW w:type="dxa" w:w="2600"/>
@@ -2203,6 +2142,9 @@
         </w:tc>
       </w:tr>
       <w:tr>
+        <w:trPr>
+          <w:cantSplit/>
+        </w:trPr>
         <w:tc>
           <w:tcPr>
             <w:tcW w:type="dxa" w:w="2600"/>
@@ -2275,6 +2217,9 @@
         </w:tc>
       </w:tr>
       <w:tr>
+        <w:trPr>
+          <w:cantSplit/>
+        </w:trPr>
         <w:tc>
           <w:tcPr>
             <w:tcW w:type="dxa" w:w="2600"/>
@@ -2345,6 +2290,9 @@
         </w:tc>
       </w:tr>
       <w:tr>
+        <w:trPr>
+          <w:cantSplit/>
+        </w:trPr>
         <w:tc>
           <w:tcPr>
             <w:tcW w:type="dxa" w:w="2600"/>
@@ -2417,6 +2365,9 @@
         </w:tc>
       </w:tr>
       <w:tr>
+        <w:trPr>
+          <w:cantSplit/>
+        </w:trPr>
         <w:tc>
           <w:tcPr>
             <w:tcW w:type="dxa" w:w="2600"/>
@@ -2487,6 +2438,9 @@
         </w:tc>
       </w:tr>
       <w:tr>
+        <w:trPr>
+          <w:cantSplit/>
+        </w:trPr>
         <w:tc>
           <w:tcPr>
             <w:tcW w:type="dxa" w:w="2600"/>
@@ -2559,6 +2513,9 @@
         </w:tc>
       </w:tr>
       <w:tr>
+        <w:trPr>
+          <w:cantSplit/>
+        </w:trPr>
         <w:tc>
           <w:tcPr>
             <w:tcW w:type="dxa" w:w="2600"/>
@@ -2629,6 +2586,9 @@
         </w:tc>
       </w:tr>
       <w:tr>
+        <w:trPr>
+          <w:cantSplit/>
+        </w:trPr>
         <w:tc>
           <w:tcPr>
             <w:tcW w:type="dxa" w:w="2600"/>
@@ -2701,6 +2661,9 @@
         </w:tc>
       </w:tr>
       <w:tr>
+        <w:trPr>
+          <w:cantSplit/>
+        </w:trPr>
         <w:tc>
           <w:tcPr>
             <w:tcW w:type="dxa" w:w="2600"/>
@@ -2771,6 +2734,9 @@
         </w:tc>
       </w:tr>
       <w:tr>
+        <w:trPr>
+          <w:cantSplit/>
+        </w:trPr>
         <w:tc>
           <w:tcPr>
             <w:tcW w:type="dxa" w:w="2600"/>
@@ -2956,6 +2922,7 @@
       </w:tblGrid>
       <w:tr>
         <w:trPr>
+          <w:cantSplit/>
           <w:tblHeader/>
         </w:trPr>
         <w:tc>
@@ -3030,6 +2997,9 @@
         </w:tc>
       </w:tr>
       <w:tr>
+        <w:trPr>
+          <w:cantSplit/>
+        </w:trPr>
         <w:tc>
           <w:tcPr>
             <w:tcW w:type="dxa" w:w="4819"/>
@@ -3100,6 +3070,9 @@
         </w:tc>
       </w:tr>
       <w:tr>
+        <w:trPr>
+          <w:cantSplit/>
+        </w:trPr>
         <w:tc>
           <w:tcPr>
             <w:tcW w:type="dxa" w:w="4819"/>
@@ -3172,6 +3145,9 @@
         </w:tc>
       </w:tr>
       <w:tr>
+        <w:trPr>
+          <w:cantSplit/>
+        </w:trPr>
         <w:tc>
           <w:tcPr>
             <w:tcW w:type="dxa" w:w="4819"/>
@@ -3242,6 +3218,9 @@
         </w:tc>
       </w:tr>
       <w:tr>
+        <w:trPr>
+          <w:cantSplit/>
+        </w:trPr>
         <w:tc>
           <w:tcPr>
             <w:tcW w:type="dxa" w:w="4819"/>
@@ -3314,6 +3293,9 @@
         </w:tc>
       </w:tr>
       <w:tr>
+        <w:trPr>
+          <w:cantSplit/>
+        </w:trPr>
         <w:tc>
           <w:tcPr>
             <w:tcW w:type="dxa" w:w="4819"/>
@@ -3439,6 +3421,7 @@
       </w:tblGrid>
       <w:tr>
         <w:trPr>
+          <w:cantSplit/>
           <w:tblHeader/>
         </w:trPr>
         <w:tc>
@@ -3513,6 +3496,9 @@
         </w:tc>
       </w:tr>
       <w:tr>
+        <w:trPr>
+          <w:cantSplit/>
+        </w:trPr>
         <w:tc>
           <w:tcPr>
             <w:tcW w:type="dxa" w:w="2600"/>
@@ -3583,6 +3569,9 @@
         </w:tc>
       </w:tr>
       <w:tr>
+        <w:trPr>
+          <w:cantSplit/>
+        </w:trPr>
         <w:tc>
           <w:tcPr>
             <w:tcW w:type="dxa" w:w="2600"/>
@@ -3655,6 +3644,9 @@
         </w:tc>
       </w:tr>
       <w:tr>
+        <w:trPr>
+          <w:cantSplit/>
+        </w:trPr>
         <w:tc>
           <w:tcPr>
             <w:tcW w:type="dxa" w:w="2600"/>
@@ -3725,6 +3717,9 @@
         </w:tc>
       </w:tr>
       <w:tr>
+        <w:trPr>
+          <w:cantSplit/>
+        </w:trPr>
         <w:tc>
           <w:tcPr>
             <w:tcW w:type="dxa" w:w="2600"/>
@@ -3797,6 +3792,9 @@
         </w:tc>
       </w:tr>
       <w:tr>
+        <w:trPr>
+          <w:cantSplit/>
+        </w:trPr>
         <w:tc>
           <w:tcPr>
             <w:tcW w:type="dxa" w:w="2600"/>
@@ -3867,6 +3865,9 @@
         </w:tc>
       </w:tr>
       <w:tr>
+        <w:trPr>
+          <w:cantSplit/>
+        </w:trPr>
         <w:tc>
           <w:tcPr>
             <w:tcW w:type="dxa" w:w="2600"/>
@@ -3933,7 +3934,7 @@
                 <w:sz w:val="19"/>
                 <w:szCs w:val="19"/>
               </w:rPr>
-              <w:t xml:space="preserve">Presentación del proyecto · Retroplanning · Doc. 02 Mapa funcional · Doc. 04 Modelo de roles y permisos</w:t>
+              <w:t xml:space="preserve">Presentación del proyecto · Retroplanning · Doc. 02 Mapa funcional · Doc. 03 MerchanOPS dentro de MerchanCore · Doc. 04 Modelo de roles y permisos</w:t>
             </w:r>
           </w:p>
         </w:tc>
